--- a/docs/EyalEspressoServerSimulatorRequirements and Design.docx
+++ b/docs/EyalEspressoServerSimulatorRequirements and Design.docx
@@ -14,12 +14,12 @@
     </w:p>
     <w:p>
       <w:r>
-        <w:t>Version: 0.1.0</w:t>
+        <w:t>Version: 0.1.4</w:t>
       </w:r>
     </w:p>
     <w:p>
       <w:r>
-        <w:t>Reviewed on: 08-Mar-26 15:45:00</w:t>
+        <w:t>Reviewed on: 11-Mar-26 11:47:51</w:t>
       </w:r>
     </w:p>
     <w:p/>
@@ -54,6 +54,31 @@
         <w:t>FR-003: The simulator shall provide controller telemetry and command logging.</w:t>
       </w:r>
     </w:p>
+    <w:p>
+      <w:r>
+        <w:t>FR-004: The simulator backend shall be started through a deterministic repo-local launcher that runs uvicorn from the repository root.</w:t>
+      </w:r>
+    </w:p>
+    <w:p>
+      <w:r>
+        <w:t>FR-005: The simulator shall prefer the repository virtual environment interpreter before any global Python installation.</w:t>
+      </w:r>
+    </w:p>
+    <w:p>
+      <w:r>
+        <w:t>FR-006: The backend launch flow shall preserve stdout and stderr visibility or redirect them into repo-local logs for diagnosis.</w:t>
+      </w:r>
+    </w:p>
+    <w:p>
+      <w:r>
+        <w:t>FR-007: The simulator UI shall open only after a concrete readiness check succeeds, including a successful GET /health response.</w:t>
+      </w:r>
+    </w:p>
+    <w:p>
+      <w:r>
+        <w:t>FR-008: The launch design shall treat backend correctness separately from editor, sandbox, or task-runner process lifetime.</w:t>
+      </w:r>
+    </w:p>
     <w:p/>
     <w:p>
       <w:r>
@@ -65,6 +90,36 @@
         <w:t>Modules: API layer, serial transport layer, simulator state machine, and tests.</w:t>
       </w:r>
     </w:p>
+    <w:p>
+      <w:r>
+        <w:t>Runtime Stack: Python, FastAPI, pyserial, and uvicorn.</w:t>
+      </w:r>
+    </w:p>
+    <w:p>
+      <w:r>
+        <w:t>Launch Design: use scripts\run_simulator.ps1 as the deterministic launcher so uvicorn starts from the repository root with the local .venv when available.</w:t>
+      </w:r>
+    </w:p>
+    <w:p>
+      <w:r>
+        <w:t>Supervision Rule: if the backend must outlive the initiating shell, run it under a stable supervising host rather than a transient detached task.</w:t>
+      </w:r>
+    </w:p>
+    <w:p>
+      <w:r>
+        <w:t>Readiness Rule: do not open the browser until the backend proves readiness through GET /health.</w:t>
+      </w:r>
+    </w:p>
+    <w:p>
+      <w:r>
+        <w:t>Frontend Freshness Rule: use a cache-busting URL or equivalent fresh-load behavior when opening the UI.</w:t>
+      </w:r>
+    </w:p>
+    <w:p>
+      <w:r>
+        <w:t>Best-Practice Rationale: use a deterministic launcher or service wrapper, capture stdout and stderr, require a concrete readiness signal, supervise long-lived processes with a stable host, and separate application correctness from tool lifetime.</w:t>
+      </w:r>
+    </w:p>
     <w:sectPr>
       <w:pgSz w:w="12240" w:h="15840"/>
       <w:pgMar w:top="1440" w:right="1440" w:bottom="1440" w:left="1440" w:header="708" w:footer="708" w:gutter="0"/>
